--- a/VII sem/Course-project_STSR/Лист Задания_КП.docx
+++ b/VII sem/Course-project_STSR/Лист Задания_КП.docx
@@ -352,25 +352,7 @@
           <w:sz w:val="24"/>
           <w:szCs w:val="24"/>
         </w:rPr>
-        <w:t>“__</w:t>
-      </w:r>
-      <w:proofErr w:type="gramStart"/>
-      <w:r>
-        <w:rPr>
-          <w:color w:val="000000"/>
-          <w:sz w:val="24"/>
-          <w:szCs w:val="24"/>
-        </w:rPr>
-        <w:t>_”_</w:t>
-      </w:r>
-      <w:proofErr w:type="gramEnd"/>
-      <w:r>
-        <w:rPr>
-          <w:color w:val="000000"/>
-          <w:sz w:val="24"/>
-          <w:szCs w:val="24"/>
-        </w:rPr>
-        <w:t>_________________202</w:t>
+        <w:t>“___”__________________202</w:t>
       </w:r>
       <w:r>
         <w:rPr>
@@ -1150,7 +1132,7 @@
           <w:right w:val="nil"/>
           <w:between w:val="nil"/>
         </w:pBdr>
-        <w:ind w:left="567" w:firstLine="0"/>
+        <w:ind w:left="0" w:firstLine="567"/>
         <w:jc w:val="both"/>
         <w:rPr>
           <w:sz w:val="28"/>
@@ -1186,7 +1168,7 @@
           <w:right w:val="nil"/>
           <w:between w:val="nil"/>
         </w:pBdr>
-        <w:ind w:left="567" w:firstLine="0"/>
+        <w:ind w:left="0" w:firstLine="567"/>
         <w:jc w:val="both"/>
         <w:rPr>
           <w:sz w:val="28"/>
@@ -1222,7 +1204,7 @@
           <w:right w:val="nil"/>
           <w:between w:val="nil"/>
         </w:pBdr>
-        <w:ind w:left="567" w:firstLine="0"/>
+        <w:ind w:left="0" w:firstLine="567"/>
         <w:jc w:val="both"/>
         <w:rPr>
           <w:sz w:val="28"/>
@@ -1258,7 +1240,7 @@
           <w:right w:val="nil"/>
           <w:between w:val="nil"/>
         </w:pBdr>
-        <w:ind w:left="567" w:firstLine="0"/>
+        <w:ind w:left="0" w:firstLine="567"/>
         <w:jc w:val="both"/>
         <w:rPr>
           <w:sz w:val="28"/>
@@ -1294,7 +1276,7 @@
           <w:right w:val="nil"/>
           <w:between w:val="nil"/>
         </w:pBdr>
-        <w:ind w:left="567" w:firstLine="0"/>
+        <w:ind w:left="0" w:firstLine="567"/>
         <w:jc w:val="both"/>
         <w:rPr>
           <w:sz w:val="28"/>
@@ -1443,7 +1425,7 @@
           <w:right w:val="nil"/>
           <w:between w:val="nil"/>
         </w:pBdr>
-        <w:ind w:left="567" w:firstLine="0"/>
+        <w:ind w:left="0" w:firstLine="567"/>
         <w:jc w:val="both"/>
         <w:rPr>
           <w:sz w:val="28"/>
@@ -1479,7 +1461,7 @@
           <w:right w:val="nil"/>
           <w:between w:val="nil"/>
         </w:pBdr>
-        <w:ind w:left="567" w:firstLine="0"/>
+        <w:ind w:left="0" w:firstLine="567"/>
         <w:jc w:val="both"/>
         <w:rPr>
           <w:sz w:val="28"/>
